--- a/data/revised_2026-10_full/outputs/v2/Biology/SS3.2_Animal_Transport/Biology_Animal_Transport_FinalExplanation_TeacherKey.docx
+++ b/data/revised_2026-10_full/outputs/v2/Biology/SS3.2_Animal_Transport/Biology_Animal_Transport_FinalExplanation_TeacherKey.docx
@@ -2618,7 +2618,7 @@
         </w:rPr>
         <w:t xml:space="preserve">© 2026 SeaVuria and ARES. This work is licensed under a </w:t>
       </w:r>
-      <w:hyperlink w:history="1" r:id="rIdrghjm6_1z0d5hr796rhqy">
+      <w:hyperlink w:history="1" r:id="rIdcsacus5lfxnw9pp5tc9lc">
         <w:r>
           <w:rPr>
             <w:rFonts w:ascii="Arial" w:cs="Arial" w:eastAsia="Arial" w:hAnsi="Arial"/>
@@ -2638,7 +2638,7 @@
         </w:rPr>
         <w:t xml:space="preserve"> (</w:t>
       </w:r>
-      <w:hyperlink w:history="1" r:id="rId5g63ama9lojgmacrugnod">
+      <w:hyperlink w:history="1" r:id="rIdrrd9ns66-1ulitlvta-4s">
         <w:r>
           <w:rPr>
             <w:rFonts w:ascii="Arial" w:cs="Arial" w:eastAsia="Arial" w:hAnsi="Arial"/>
@@ -2658,7 +2658,7 @@
         </w:rPr>
         <w:t xml:space="preserve">). To view a copy of this license, visit </w:t>
       </w:r>
-      <w:hyperlink w:history="1" r:id="rIdocgwdcr9-f9z9p1dgsz4z">
+      <w:hyperlink w:history="1" r:id="rIdztladf-mbmx6mcbp5ojds">
         <w:r>
           <w:rPr>
             <w:rFonts w:ascii="Arial" w:cs="Arial" w:eastAsia="Arial" w:hAnsi="Arial"/>
